--- a/docx_chapters/37_Trail_25__Abrams_Creek.docx
+++ b/docx_chapters/37_Trail_25__Abrams_Creek.docx
@@ -139,18 +139,18 @@
               <w:pStyle w:val="Compact"/>
             </w:pPr>
             <w:r>
-              <w:t xml:space="preserve">Time Estimate</w:t>
-            </w:r>
-          </w:p>
-        </w:tc>
-        <w:tc>
-          <w:tcPr/>
-          <w:p>
-            <w:pPr>
-              <w:pStyle w:val="Compact"/>
-            </w:pPr>
-            <w:r>
-              <w:t xml:space="preserve">2 hours - 5 hours</w:t>
+              <w:t xml:space="preserve">Time from Knoxville</w:t>
+            </w:r>
+          </w:p>
+        </w:tc>
+        <w:tc>
+          <w:tcPr/>
+          <w:p>
+            <w:pPr>
+              <w:pStyle w:val="Compact"/>
+            </w:pPr>
+            <w:r>
+              <w:t xml:space="preserve">55 mins</w:t>
             </w:r>
           </w:p>
         </w:tc>

--- a/docx_chapters/37_Trail_25__Abrams_Creek.docx
+++ b/docx_chapters/37_Trail_25__Abrams_Creek.docx
@@ -307,7 +307,7 @@
               <w:pStyle w:val="Compact"/>
             </w:pPr>
             <w:r>
-              <w:t xml:space="preserve">Strollers and Wheelchairs</w:t>
+              <w:t xml:space="preserve">Accessibility</w:t>
             </w:r>
           </w:p>
         </w:tc>

--- a/docx_chapters/37_Trail_25__Abrams_Creek.docx
+++ b/docx_chapters/37_Trail_25__Abrams_Creek.docx
@@ -2,7 +2,7 @@
 <file path=word/document.xml><?xml version="1.0" encoding="utf-8"?>
 <w:document xmlns:w="http://schemas.openxmlformats.org/wordprocessingml/2006/main" xmlns:m="http://schemas.openxmlformats.org/officeDocument/2006/math" xmlns:r="http://schemas.openxmlformats.org/officeDocument/2006/relationships" xmlns:o="urn:schemas-microsoft-com:office:office" xmlns:v="urn:schemas-microsoft-com:vml" xmlns:w10="urn:schemas-microsoft-com:office:word" xmlns:a="http://schemas.openxmlformats.org/drawingml/2006/main" xmlns:pic="http://schemas.openxmlformats.org/drawingml/2006/picture" xmlns:wp="http://schemas.openxmlformats.org/drawingml/2006/wordprocessingDrawing">
   <w:body>
-    <w:bookmarkStart w:id="28" w:name="trail-25-abrams-creek"/>
+    <w:bookmarkStart w:id="25" w:name="trail-25-abrams-creek"/>
     <w:p>
       <w:pPr>
         <w:pStyle w:val="Heading2"/>
@@ -325,7 +325,7 @@
       </w:tr>
     </w:tbl>
     <w:bookmarkEnd w:id="21"/>
-    <w:bookmarkStart w:id="25" w:name="directions-to-the-trailhead"/>
+    <w:bookmarkStart w:id="22" w:name="directions-to-the-trailhead"/>
     <w:p>
       <w:pPr>
         <w:pStyle w:val="Heading3"/>
@@ -350,115 +350,6 @@
         <w:t xml:space="preserve">Trailhead GPS Coordinates: 35.61095, -83.93356</w:t>
       </w:r>
     </w:p>
-    <w:tbl>
-      <w:tblPr>
-        <w:tblStyle w:val="Table"/>
-        <w:tblInd w:w="164" w:type="dxa"/>
-        <w:tblBorders>
-          <w:left w:val="single" w:sz="24" w:space="0" w:color="0758E5"/>
-        </w:tblBorders>
-        <w:tblCellMar>
-          <w:left w:w="0" w:type="dxa"/>
-          <w:right w:w="0" w:type="dxa"/>
-        </w:tblCellMar>
-        <w:tblLook w:firstRow="0" w:lastRow="0" w:firstColumn="0" w:lastColumn="0" w:noHBand="0" w:noVBand="0" w:val="0000"/>
-      </w:tblPr>
-      <w:tblGrid>
-        <w:gridCol w:w="7920"/>
-      </w:tblGrid>
-      <w:tr>
-        <w:trPr>
-          <w:cantSplit/>
-        </w:trPr>
-        <w:tc>
-          <w:tcPr>
-            <w:tcMar>
-              <w:left w:w="144" w:type="dxa"/>
-              <w:right w:w="144" w:type="dxa"/>
-            </w:tcMar>
-          </w:tcPr>
-          <w:p>
-            <w:pPr>
-              <w:pStyle w:val="BodyText"/>
-            </w:pPr>
-            <w:pPr>
-              <w:spacing w:before="0" w:after="8"/>
-              <w:jc w:val="center"/>
-            </w:pPr>
-            <w:r>
-              <w:drawing>
-                <wp:inline>
-                  <wp:extent cx="152400" cy="152400"/>
-                  <wp:effectExtent b="0" l="0" r="0" t="0"/>
-                  <wp:docPr descr="" title="" id="23" name="Picture"/>
-                  <a:graphic>
-                    <a:graphicData uri="http://schemas.openxmlformats.org/drawingml/2006/picture">
-                      <pic:pic>
-                        <pic:nvPicPr>
-                          <pic:cNvPr descr="/Applications/quarto/share/formats/docx/note.png" id="24" name="Picture"/>
-                          <pic:cNvPicPr>
-                            <a:picLocks noChangeArrowheads="1" noChangeAspect="1"/>
-                          </pic:cNvPicPr>
-                        </pic:nvPicPr>
-                        <pic:blipFill>
-                          <a:blip r:embed="rId22"/>
-                          <a:stretch>
-                            <a:fillRect/>
-                          </a:stretch>
-                        </pic:blipFill>
-                        <pic:spPr bwMode="auto">
-                          <a:xfrm>
-                            <a:off x="0" y="0"/>
-                            <a:ext cx="152400" cy="152400"/>
-                          </a:xfrm>
-                          <a:prstGeom prst="rect">
-                            <a:avLst/>
-                          </a:prstGeom>
-                          <a:noFill/>
-                          <a:ln w="9525">
-                            <a:noFill/>
-                            <a:headEnd/>
-                            <a:tailEnd/>
-                          </a:ln>
-                        </pic:spPr>
-                      </pic:pic>
-                    </a:graphicData>
-                  </a:graphic>
-                </wp:inline>
-              </w:drawing>
-            </w:r>
-          </w:p>
-        </w:tc>
-        <w:tc>
-          <w:p>
-            <w:pPr>
-              <w:pStyle w:val="BodyText"/>
-            </w:pPr>
-            <w:pPr>
-              <w:spacing w:before="16" w:after="64"/>
-            </w:pPr>
-            <w:r>
-              <w:rPr>
-                <w:b/>
-                <w:bCs/>
-              </w:rPr>
-              <w:t xml:space="preserve">The Cherokee</w:t>
-            </w:r>
-          </w:p>
-          <w:p>
-            <w:pPr>
-              <w:pStyle w:val="BodyText"/>
-            </w:pPr>
-            <w:pPr>
-              <w:spacing w:before="16" w:after="16"/>
-            </w:pPr>
-            <w:r>
-              <w:t xml:space="preserve">The people of the Cherokee Nation were indigenous to a vast area to the south, east, and west of the Smokies. The Smokies were more a place for gathering and hunting than residing. The Eastern Band of the Cherokee remains an autonomous Nation just south of the Smokies.</w:t>
-            </w:r>
-          </w:p>
-        </w:tc>
-      </w:tr>
-    </w:tbl>
     <w:p>
       <w:pPr>
         <w:pStyle w:val="BodyText"/>
@@ -467,8 +358,8 @@
         <w:t xml:space="preserve">It never seems to become crowded at Abrams Creek, but parking can be a bit confusing. This is because the first campground is further along the same road the trailhead is on. Also, there are two areas to park for the trailhead. We usually park by the gate to the campground, but you can also park near the large sign with maps of this area of the national park.</w:t>
       </w:r>
     </w:p>
-    <w:bookmarkEnd w:id="25"/>
-    <w:bookmarkStart w:id="26" w:name="trail-description"/>
+    <w:bookmarkEnd w:id="22"/>
+    <w:bookmarkStart w:id="23" w:name="trail-description"/>
     <w:p>
       <w:pPr>
         <w:pStyle w:val="Heading3"/>
@@ -804,8 +695,8 @@
         </w:tc>
       </w:tr>
     </w:tbl>
-    <w:bookmarkEnd w:id="26"/>
-    <w:bookmarkStart w:id="27" w:name="nearby"/>
+    <w:bookmarkEnd w:id="23"/>
+    <w:bookmarkStart w:id="24" w:name="nearby"/>
     <w:p>
       <w:pPr>
         <w:pStyle w:val="Heading3"/>
@@ -858,8 +749,8 @@
         <w:t xml:space="preserve">This is a lovely creekside campground that you pass on this hike. Consider a stay in the summer, when jumping in the cool, not-too-deep creek can be a respite from the heat—or in the fall when this area pops with fall colors.</w:t>
       </w:r>
     </w:p>
-    <w:bookmarkEnd w:id="27"/>
-    <w:bookmarkEnd w:id="28"/>
+    <w:bookmarkEnd w:id="24"/>
+    <w:bookmarkEnd w:id="25"/>
     <w:sectPr>
       <w:footnotePr>
         <w:numRestart w:val="eachSect"/>
